--- a/public/gallery/examples/project-manager/fr/resume.docx
+++ b/public/gallery/examples/project-manager/fr/resume.docx
@@ -66,7 +66,7 @@
         </w:rPr>
         <w:t xml:space="preserve">📧 </w:t>
       </w:r>
-      <w:hyperlink w:history="1" r:id="rId9lmcdim_kpwnso_iy0hcy">
+      <w:hyperlink w:history="1" r:id="rIdgilrzkr8ub492albzmwl0">
         <w:r>
           <w:rPr>
             <w:sz w:val="18"/>
@@ -89,7 +89,7 @@
         </w:rPr>
         <w:t xml:space="preserve">🔗 </w:t>
       </w:r>
-      <w:hyperlink w:history="1" r:id="rIdv1cjcudf4ppd1yiqqgz3m">
+      <w:hyperlink w:history="1" r:id="rId8mqclor8ws_brte-nck3h">
         <w:r>
           <w:rPr>
             <w:sz w:val="18"/>
@@ -124,7 +124,7 @@
         <w:spacing w:after="200" w:line="276"/>
         <w:jc w:val="center"/>
       </w:pPr>
-      <w:hyperlink w:history="1" r:id="rIdahzb1awwwskvxcxj5hlav">
+      <w:hyperlink w:history="1" r:id="rIdbvi_89hn5h0i9l3pa8ewj">
         <w:r>
           <w:rPr>
             <w:sz w:val="18"/>
@@ -140,7 +140,7 @@
         </w:rPr>
         <w:t xml:space="preserve"> • </w:t>
       </w:r>
-      <w:hyperlink w:history="1" r:id="rIdi6ioiohggiyq980v-zvue">
+      <w:hyperlink w:history="1" r:id="rIdmo3gcetgv788rzvjizysy">
         <w:r>
           <w:rPr>
             <w:sz w:val="18"/>
@@ -299,7 +299,7 @@
         </w:rPr>
         <w:t xml:space="preserve">	</w:t>
       </w:r>
-      <w:hyperlink w:history="1" r:id="rIdttoassdl-pehdcxqaocdw">
+      <w:hyperlink w:history="1" r:id="rIduw4pgisepd_1xcq_y-etd">
         <w:r>
           <w:rPr>
             <w:sz w:val="18"/>
@@ -462,7 +462,7 @@
         </w:rPr>
         <w:t xml:space="preserve">	</w:t>
       </w:r>
-      <w:hyperlink w:history="1" r:id="rIdmrkwguefmz1nuxrhqbnoz">
+      <w:hyperlink w:history="1" r:id="rIdlaqtev_twmv8f5muup5qj">
         <w:r>
           <w:rPr>
             <w:sz w:val="18"/>
@@ -644,7 +644,7 @@
         </w:rPr>
         <w:t xml:space="preserve">	</w:t>
       </w:r>
-      <w:hyperlink w:history="1" r:id="rIdx5ddzzuafqeelwgrovucy">
+      <w:hyperlink w:history="1" r:id="rIdmkgyxf6sbmatemmyt_0b0">
         <w:r>
           <w:rPr>
             <w:sz w:val="18"/>
@@ -1110,7 +1110,7 @@
         </w:rPr>
         <w:t xml:space="preserve">	</w:t>
       </w:r>
-      <w:hyperlink w:history="1" r:id="rId3oqcncerljhtudhkaiqg9">
+      <w:hyperlink w:history="1" r:id="rId9av-99ho1_4t0omnshnna">
         <w:r>
           <w:rPr>
             <w:sz w:val="18"/>
@@ -1176,7 +1176,7 @@
         </w:rPr>
         <w:t xml:space="preserve">	</w:t>
       </w:r>
-      <w:hyperlink w:history="1" r:id="rIdwsdcgxjt46nmvl2uc_chs">
+      <w:hyperlink w:history="1" r:id="rIdw7k5logtpt9u69zi5cge0">
         <w:r>
           <w:rPr>
             <w:sz w:val="18"/>
@@ -1242,7 +1242,7 @@
         </w:rPr>
         <w:t xml:space="preserve">	</w:t>
       </w:r>
-      <w:hyperlink w:history="1" r:id="rIdgaa3u6d5_u93wyd4acuha">
+      <w:hyperlink w:history="1" r:id="rIdqyw_zs8aichtvnkats6m6">
         <w:r>
           <w:rPr>
             <w:sz w:val="18"/>
@@ -1327,7 +1327,7 @@
         </w:rPr>
         <w:t xml:space="preserve">	</w:t>
       </w:r>
-      <w:hyperlink w:history="1" r:id="rIdhgocx0iev1lf4kiogssis">
+      <w:hyperlink w:history="1" r:id="rIdmmh2px_nlwemngllzb8cl">
         <w:r>
           <w:rPr>
             <w:sz w:val="18"/>
@@ -1545,7 +1545,7 @@
         </w:rPr>
         <w:t xml:space="preserve">	</w:t>
       </w:r>
-      <w:hyperlink w:history="1" r:id="rIdnzzlfl3yj2dt1f7c5u02l">
+      <w:hyperlink w:history="1" r:id="rId1uuqf8ygclf2a7dax5blw">
         <w:r>
           <w:rPr>
             <w:sz w:val="18"/>
@@ -1689,7 +1689,7 @@
         </w:rPr>
         <w:t xml:space="preserve">	</w:t>
       </w:r>
-      <w:hyperlink w:history="1" r:id="rId46ed9c0m-voboo3s_qu9m">
+      <w:hyperlink w:history="1" r:id="rIdludox4jtdbefvsv_7gy00">
         <w:r>
           <w:rPr>
             <w:sz w:val="18"/>
@@ -1913,7 +1913,7 @@
         </w:rPr>
         <w:t xml:space="preserve">	</w:t>
       </w:r>
-      <w:hyperlink w:history="1" r:id="rIdvj6hokztoikg-rbkejpa-">
+      <w:hyperlink w:history="1" r:id="rIdqjhg_dctv7xzhqksybzfa">
         <w:r>
           <w:rPr>
             <w:sz w:val="18"/>
